--- a/Knowledge/2-Science/2-Natural Science/0-Intro to Natural Science/5-My Source/Natural Science.docx
+++ b/Knowledge/2-Science/2-Natural Science/0-Intro to Natural Science/5-My Source/Natural Science.docx
@@ -25,7 +25,8 @@
     <w:p>
       <w:pPr>
         <w:rPr>
-          <w:shd w:val="clear" w:color="auto" w:fill="B7B7B7"/>
+          <w:rFonts w:ascii="Arial" w:eastAsia="Arial" w:hAnsi="Arial" w:cs="Roboto Mono"/>
+          <w:b/>
         </w:rPr>
       </w:pPr>
       <w:r>
@@ -334,13 +335,13 @@
         </w:rPr>
         <w:t xml:space="preserve"> [8/30/2025]</w:t>
       </w:r>
-      <w:r>
-        <w:rPr>
-          <w:rFonts w:ascii="Arial" w:eastAsia="Arial" w:hAnsi="Arial" w:cs="Roboto Mono"/>
-          <w:b/>
-        </w:rPr>
-        <w:br/>
-      </w:r>
+    </w:p>
+    <w:p>
+      <w:pPr>
+        <w:rPr>
+          <w:shd w:val="clear" w:color="auto" w:fill="B7B7B7"/>
+        </w:rPr>
+      </w:pPr>
       <w:r>
         <w:rPr>
           <w:rFonts w:ascii="Roboto Mono" w:eastAsia="Arial" w:hAnsi="Roboto Mono" w:cs="Roboto Mono"/>
@@ -466,7 +467,6 @@
         </w:rPr>
         <w:t xml:space="preserve"> [</w:t>
       </w:r>
-      <w:proofErr w:type="spellStart"/>
       <w:r>
         <w:rPr>
           <w:rFonts w:ascii="Arial" w:eastAsia="Arial" w:hAnsi="Arial"/>
@@ -474,9 +474,8 @@
           <w:sz w:val="18"/>
           <w:highlight w:val="lightGray"/>
         </w:rPr>
-        <w:t>Chatgpt</w:t>
-      </w:r>
-      <w:proofErr w:type="spellEnd"/>
+        <w:t>ChatGPT</w:t>
+      </w:r>
       <w:r>
         <w:rPr>
           <w:rFonts w:ascii="Arial" w:eastAsia="Arial" w:hAnsi="Arial"/>
@@ -484,25 +483,7 @@
           <w:sz w:val="18"/>
           <w:highlight w:val="lightGray"/>
         </w:rPr>
-        <w:t xml:space="preserve"> (GPT</w:t>
-      </w:r>
-      <w:r>
-        <w:rPr>
-          <w:rFonts w:ascii="Arial" w:eastAsia="Arial" w:hAnsi="Arial" w:cs="Cambria Math"/>
-          <w:color w:val="000000"/>
-          <w:sz w:val="18"/>
-          <w:highlight w:val="lightGray"/>
-        </w:rPr>
-        <w:t>‑</w:t>
-      </w:r>
-      <w:r>
-        <w:rPr>
-          <w:rFonts w:ascii="Arial" w:eastAsia="Arial" w:hAnsi="Arial"/>
-          <w:color w:val="000000"/>
-          <w:sz w:val="18"/>
-          <w:highlight w:val="lightGray"/>
-        </w:rPr>
-        <w:t xml:space="preserve">5 Mini)] </w:t>
+        <w:t xml:space="preserve">)] </w:t>
       </w:r>
       <w:r>
         <w:rPr>
@@ -669,45 +650,7 @@
           <w:sz w:val="18"/>
           <w:highlight w:val="lightGray"/>
         </w:rPr>
-        <w:t xml:space="preserve"> [</w:t>
-      </w:r>
-      <w:proofErr w:type="spellStart"/>
-      <w:r>
-        <w:rPr>
-          <w:rFonts w:ascii="Arial" w:eastAsia="Arial" w:hAnsi="Arial"/>
-          <w:color w:val="000000"/>
-          <w:sz w:val="18"/>
-          <w:highlight w:val="lightGray"/>
-        </w:rPr>
-        <w:t>Chatgpt</w:t>
-      </w:r>
-      <w:proofErr w:type="spellEnd"/>
-      <w:r>
-        <w:rPr>
-          <w:rFonts w:ascii="Arial" w:eastAsia="Arial" w:hAnsi="Arial"/>
-          <w:color w:val="000000"/>
-          <w:sz w:val="18"/>
-          <w:highlight w:val="lightGray"/>
-        </w:rPr>
-        <w:t xml:space="preserve"> (GPT</w:t>
-      </w:r>
-      <w:r>
-        <w:rPr>
-          <w:rFonts w:ascii="Arial" w:eastAsia="Arial" w:hAnsi="Arial" w:cs="Cambria Math"/>
-          <w:color w:val="000000"/>
-          <w:sz w:val="18"/>
-          <w:highlight w:val="lightGray"/>
-        </w:rPr>
-        <w:t>‑</w:t>
-      </w:r>
-      <w:r>
-        <w:rPr>
-          <w:rFonts w:ascii="Arial" w:eastAsia="Arial" w:hAnsi="Arial"/>
-          <w:color w:val="000000"/>
-          <w:sz w:val="18"/>
-          <w:highlight w:val="lightGray"/>
-        </w:rPr>
-        <w:t xml:space="preserve">5 Mini)] </w:t>
+        <w:t xml:space="preserve"> [ChatGPT)] </w:t>
       </w:r>
       <w:r>
         <w:rPr>
@@ -997,45 +940,7 @@
           <w:sz w:val="18"/>
           <w:highlight w:val="lightGray"/>
         </w:rPr>
-        <w:t xml:space="preserve"> [</w:t>
-      </w:r>
-      <w:proofErr w:type="spellStart"/>
-      <w:r>
-        <w:rPr>
-          <w:rFonts w:ascii="Arial" w:eastAsia="Arial" w:hAnsi="Arial"/>
-          <w:color w:val="000000"/>
-          <w:sz w:val="18"/>
-          <w:highlight w:val="lightGray"/>
-        </w:rPr>
-        <w:t>Chatgpt</w:t>
-      </w:r>
-      <w:proofErr w:type="spellEnd"/>
-      <w:r>
-        <w:rPr>
-          <w:rFonts w:ascii="Arial" w:eastAsia="Arial" w:hAnsi="Arial"/>
-          <w:color w:val="000000"/>
-          <w:sz w:val="18"/>
-          <w:highlight w:val="lightGray"/>
-        </w:rPr>
-        <w:t xml:space="preserve"> (GPT</w:t>
-      </w:r>
-      <w:r>
-        <w:rPr>
-          <w:rFonts w:ascii="Arial" w:eastAsia="Arial" w:hAnsi="Arial" w:cs="Cambria Math"/>
-          <w:color w:val="000000"/>
-          <w:sz w:val="18"/>
-          <w:highlight w:val="lightGray"/>
-        </w:rPr>
-        <w:t>‑</w:t>
-      </w:r>
-      <w:r>
-        <w:rPr>
-          <w:rFonts w:ascii="Arial" w:eastAsia="Arial" w:hAnsi="Arial"/>
-          <w:color w:val="000000"/>
-          <w:sz w:val="18"/>
-          <w:highlight w:val="lightGray"/>
-        </w:rPr>
-        <w:t xml:space="preserve">5 Mini)] </w:t>
+        <w:t xml:space="preserve"> [ChatGPT)] </w:t>
       </w:r>
       <w:r>
         <w:rPr>
@@ -1246,45 +1151,7 @@
           <w:sz w:val="18"/>
           <w:highlight w:val="lightGray"/>
         </w:rPr>
-        <w:t xml:space="preserve"> [</w:t>
-      </w:r>
-      <w:proofErr w:type="spellStart"/>
-      <w:r>
-        <w:rPr>
-          <w:rFonts w:ascii="Arial" w:eastAsia="Arial" w:hAnsi="Arial"/>
-          <w:color w:val="000000"/>
-          <w:sz w:val="18"/>
-          <w:highlight w:val="lightGray"/>
-        </w:rPr>
-        <w:t>Chatgpt</w:t>
-      </w:r>
-      <w:proofErr w:type="spellEnd"/>
-      <w:r>
-        <w:rPr>
-          <w:rFonts w:ascii="Arial" w:eastAsia="Arial" w:hAnsi="Arial"/>
-          <w:color w:val="000000"/>
-          <w:sz w:val="18"/>
-          <w:highlight w:val="lightGray"/>
-        </w:rPr>
-        <w:t xml:space="preserve"> (GPT</w:t>
-      </w:r>
-      <w:r>
-        <w:rPr>
-          <w:rFonts w:ascii="Arial" w:eastAsia="Arial" w:hAnsi="Arial" w:cs="Cambria Math"/>
-          <w:color w:val="000000"/>
-          <w:sz w:val="18"/>
-          <w:highlight w:val="lightGray"/>
-        </w:rPr>
-        <w:t>‑</w:t>
-      </w:r>
-      <w:r>
-        <w:rPr>
-          <w:rFonts w:ascii="Arial" w:eastAsia="Arial" w:hAnsi="Arial"/>
-          <w:color w:val="000000"/>
-          <w:sz w:val="18"/>
-          <w:highlight w:val="lightGray"/>
-        </w:rPr>
-        <w:t xml:space="preserve">5 Mini)] </w:t>
+        <w:t xml:space="preserve"> [ChatGPT)] </w:t>
       </w:r>
       <w:r>
         <w:rPr>
@@ -1544,45 +1411,7 @@
           <w:sz w:val="18"/>
           <w:highlight w:val="lightGray"/>
         </w:rPr>
-        <w:t xml:space="preserve"> [</w:t>
-      </w:r>
-      <w:proofErr w:type="spellStart"/>
-      <w:r>
-        <w:rPr>
-          <w:rFonts w:ascii="Arial" w:eastAsia="Arial" w:hAnsi="Arial"/>
-          <w:color w:val="000000"/>
-          <w:sz w:val="18"/>
-          <w:highlight w:val="lightGray"/>
-        </w:rPr>
-        <w:t>Chatgpt</w:t>
-      </w:r>
-      <w:proofErr w:type="spellEnd"/>
-      <w:r>
-        <w:rPr>
-          <w:rFonts w:ascii="Arial" w:eastAsia="Arial" w:hAnsi="Arial"/>
-          <w:color w:val="000000"/>
-          <w:sz w:val="18"/>
-          <w:highlight w:val="lightGray"/>
-        </w:rPr>
-        <w:t xml:space="preserve"> (GPT</w:t>
-      </w:r>
-      <w:r>
-        <w:rPr>
-          <w:rFonts w:ascii="Arial" w:eastAsia="Arial" w:hAnsi="Arial" w:cs="Cambria Math"/>
-          <w:color w:val="000000"/>
-          <w:sz w:val="18"/>
-          <w:highlight w:val="lightGray"/>
-        </w:rPr>
-        <w:t>‑</w:t>
-      </w:r>
-      <w:r>
-        <w:rPr>
-          <w:rFonts w:ascii="Arial" w:eastAsia="Arial" w:hAnsi="Arial"/>
-          <w:color w:val="000000"/>
-          <w:sz w:val="18"/>
-          <w:highlight w:val="lightGray"/>
-        </w:rPr>
-        <w:t xml:space="preserve">5 Mini)] </w:t>
+        <w:t xml:space="preserve"> [ChatGPT)] </w:t>
       </w:r>
       <w:r>
         <w:rPr>
